--- a/src/db/seed-data/docs/module15-prompt-theo-nganh.docx
+++ b/src/db/seed-data/docs/module15-prompt-theo-nganh.docx
@@ -138,7 +138,7 @@
           <w:color w:val="6B7280"/>
           <w:sz w:val="20"/>
         </w:rPr>
-        <w:t xml:space="preserve">Thay các phần [trong ngoặc vuông] bằng thông tin của bạn.</w:t>
+        <w:t xml:space="preserve">Thay các phần [trong ngoặc vuông] bằng thông tin của bạn. Khi dán vào công cụ AI nên dùng bản tiếng Anh (EN); bản dịch tiếng Việt giúp hiểu nội dung.</w:t>
       </w:r>
     </w:p>
     <w:p>
@@ -156,6 +156,19 @@
     </w:p>
     <w:p>
       <w:pPr>
+        <w:spacing w:before="0" w:after="40"/>
+      </w:pPr>
+      <w:r>
+        <w:rPr>
+          <w:b/>
+          <w:color w:val="6B7280"/>
+          <w:sz w:val="18"/>
+        </w:rPr>
+        <w:t xml:space="preserve">EN – Prompt gốc</w:t>
+      </w:r>
+    </w:p>
+    <w:p>
+      <w:pPr>
         <w:spacing w:before="0" w:after="0"/>
         <w:shd w:val="clear" w:color="auto" w:fill="F3F4F6"/>
         <w:ind w:left="200" w:right="200"/>
@@ -222,6 +235,84 @@
           <w:sz w:val="21"/>
         </w:rPr>
         <w:t xml:space="preserve">Audio: soft elegant piano, no dialogue.</w:t>
+      </w:r>
+    </w:p>
+    <w:p>
+      <w:pPr>
+        <w:spacing w:before="120" w:after="40"/>
+      </w:pPr>
+      <w:r>
+        <w:rPr>
+          <w:b/>
+          <w:color w:val="047857"/>
+          <w:sz w:val="18"/>
+        </w:rPr>
+        <w:t xml:space="preserve">VI – Bản dịch tiếng Việt</w:t>
+      </w:r>
+    </w:p>
+    <w:p>
+      <w:pPr>
+        <w:spacing w:before="0" w:after="0"/>
+        <w:shd w:val="clear" w:color="auto" w:fill="ECFDF5"/>
+        <w:ind w:left="200" w:right="200"/>
+      </w:pPr>
+      <w:r>
+        <w:rPr>
+          <w:sz w:val="21"/>
+        </w:rPr>
+        <w:t xml:space="preserve">Video dẫn tham quan bất động sản điện ảnh của [loại BĐS: căn hộ 2 phòng ngủ hiện đại] tại [vị trí: Quận 2, TP. Hồ Chí Minh]: máy quay lướt từ cửa vào qua phòng khách mở sáng sủa với cửa kính kịch trần, hé lộ [view: tầm nhìn sông và đường chân trời thành phố] lúc giờ vàng.</w:t>
+      </w:r>
+    </w:p>
+    <w:p>
+      <w:pPr>
+        <w:spacing w:before="0" w:after="0"/>
+        <w:shd w:val="clear" w:color="auto" w:fill="ECFDF5"/>
+        <w:ind w:left="200" w:right="200"/>
+      </w:pPr>
+      <w:r>
+        <w:rPr>
+          <w:sz w:val="21"/>
+        </w:rPr>
+        <w:t xml:space="preserve">Máy quay: đi gimbal mượt, ống rộng 16mm, chậm và ổn định.</w:t>
+      </w:r>
+    </w:p>
+    <w:p>
+      <w:pPr>
+        <w:spacing w:before="0" w:after="0"/>
+        <w:shd w:val="clear" w:color="auto" w:fill="ECFDF5"/>
+        <w:ind w:left="200" w:right="200"/>
+      </w:pPr>
+      <w:r>
+        <w:rPr>
+          <w:sz w:val="21"/>
+        </w:rPr>
+        <w:t xml:space="preserve">Ánh sáng: nắng hoàng hôn ấm tự nhiên tràn vào, bật toàn bộ đèn trong nhà.</w:t>
+      </w:r>
+    </w:p>
+    <w:p>
+      <w:pPr>
+        <w:spacing w:before="0" w:after="0"/>
+        <w:shd w:val="clear" w:color="auto" w:fill="ECFDF5"/>
+        <w:ind w:left="200" w:right="200"/>
+      </w:pPr>
+      <w:r>
+        <w:rPr>
+          <w:sz w:val="21"/>
+        </w:rPr>
+        <w:t xml:space="preserve">Phong cách: phim bất động sản cao cấp, sạch sẽ, thoáng đãng.</w:t>
+      </w:r>
+    </w:p>
+    <w:p>
+      <w:pPr>
+        <w:spacing w:before="0" w:after="0"/>
+        <w:shd w:val="clear" w:color="auto" w:fill="ECFDF5"/>
+        <w:ind w:left="200" w:right="200"/>
+      </w:pPr>
+      <w:r>
+        <w:rPr>
+          <w:sz w:val="21"/>
+        </w:rPr>
+        <w:t xml:space="preserve">Âm thanh: piano thanh lịch nhẹ nhàng, không thoại.</w:t>
       </w:r>
     </w:p>
     <w:p>
@@ -239,6 +330,19 @@
     </w:p>
     <w:p>
       <w:pPr>
+        <w:spacing w:before="0" w:after="40"/>
+      </w:pPr>
+      <w:r>
+        <w:rPr>
+          <w:b/>
+          <w:color w:val="6B7280"/>
+          <w:sz w:val="18"/>
+        </w:rPr>
+        <w:t xml:space="preserve">EN – Prompt gốc</w:t>
+      </w:r>
+    </w:p>
+    <w:p>
+      <w:pPr>
         <w:spacing w:before="0" w:after="0"/>
         <w:shd w:val="clear" w:color="auto" w:fill="F3F4F6"/>
         <w:ind w:left="200" w:right="200"/>
@@ -305,6 +409,84 @@
           <w:sz w:val="21"/>
         </w:rPr>
         <w:t xml:space="preserve">Audio: café ambience, coffee pouring, soft acoustic guitar.</w:t>
+      </w:r>
+    </w:p>
+    <w:p>
+      <w:pPr>
+        <w:spacing w:before="120" w:after="40"/>
+      </w:pPr>
+      <w:r>
+        <w:rPr>
+          <w:b/>
+          <w:color w:val="047857"/>
+          <w:sz w:val="18"/>
+        </w:rPr>
+        <w:t xml:space="preserve">VI – Bản dịch tiếng Việt</w:t>
+      </w:r>
+    </w:p>
+    <w:p>
+      <w:pPr>
+        <w:spacing w:before="0" w:after="0"/>
+        <w:shd w:val="clear" w:color="auto" w:fill="ECFDF5"/>
+        <w:ind w:left="200" w:right="200"/>
+      </w:pPr>
+      <w:r>
+        <w:rPr>
+          <w:sz w:val="21"/>
+        </w:rPr>
+        <w:t xml:space="preserve">Cảnh điện ảnh ấm cúng bên trong [tên quán / phong cách: một quán cà phê Hà Nội cổ điển với nội thất gỗ và cây xanh]: barista rót chậm [đồ uống: cà phê trứng] vào tách sứ, hơi nóng bốc lên, khách trò chuyện nhẹ nhàng ở hậu cảnh.</w:t>
+      </w:r>
+    </w:p>
+    <w:p>
+      <w:pPr>
+        <w:spacing w:before="0" w:after="0"/>
+        <w:shd w:val="clear" w:color="auto" w:fill="ECFDF5"/>
+        <w:ind w:left="200" w:right="200"/>
+      </w:pPr>
+      <w:r>
+        <w:rPr>
+          <w:sz w:val="21"/>
+        </w:rPr>
+        <w:t xml:space="preserve">Máy quay: cận cảnh dòng rót, rồi lùi chậm ra để thấy toàn bộ quán.</w:t>
+      </w:r>
+    </w:p>
+    <w:p>
+      <w:pPr>
+        <w:spacing w:before="0" w:after="0"/>
+        <w:shd w:val="clear" w:color="auto" w:fill="ECFDF5"/>
+        <w:ind w:left="200" w:right="200"/>
+      </w:pPr>
+      <w:r>
+        <w:rPr>
+          <w:sz w:val="21"/>
+        </w:rPr>
+        <w:t xml:space="preserve">Ánh sáng: đèn sợi đốt ấm, nắng sớm qua cửa sổ.</w:t>
+      </w:r>
+    </w:p>
+    <w:p>
+      <w:pPr>
+        <w:spacing w:before="0" w:after="0"/>
+        <w:shd w:val="clear" w:color="auto" w:fill="ECFDF5"/>
+        <w:ind w:left="200" w:right="200"/>
+      </w:pPr>
+      <w:r>
+        <w:rPr>
+          <w:sz w:val="21"/>
+        </w:rPr>
+        <w:t xml:space="preserve">Phong cách: quảng cáo lifestyle, ấm áp, mời gọi.</w:t>
+      </w:r>
+    </w:p>
+    <w:p>
+      <w:pPr>
+        <w:spacing w:before="0" w:after="0"/>
+        <w:shd w:val="clear" w:color="auto" w:fill="ECFDF5"/>
+        <w:ind w:left="200" w:right="200"/>
+      </w:pPr>
+      <w:r>
+        <w:rPr>
+          <w:sz w:val="21"/>
+        </w:rPr>
+        <w:t xml:space="preserve">Âm thanh: tiếng quán cà phê, tiếng rót cà phê, guitar acoustic nhẹ.</w:t>
       </w:r>
     </w:p>
     <w:p>
@@ -322,6 +504,19 @@
     </w:p>
     <w:p>
       <w:pPr>
+        <w:spacing w:before="0" w:after="40"/>
+      </w:pPr>
+      <w:r>
+        <w:rPr>
+          <w:b/>
+          <w:color w:val="6B7280"/>
+          <w:sz w:val="18"/>
+        </w:rPr>
+        <w:t xml:space="preserve">EN – Prompt gốc</w:t>
+      </w:r>
+    </w:p>
+    <w:p>
+      <w:pPr>
         <w:spacing w:before="0" w:after="0"/>
         <w:shd w:val="clear" w:color="auto" w:fill="F3F4F6"/>
         <w:ind w:left="200" w:right="200"/>
@@ -388,6 +583,84 @@
           <w:sz w:val="21"/>
         </w:rPr>
         <w:t xml:space="preserve">Audio: soft water sounds, calming ambient music.</w:t>
+      </w:r>
+    </w:p>
+    <w:p>
+      <w:pPr>
+        <w:spacing w:before="120" w:after="40"/>
+      </w:pPr>
+      <w:r>
+        <w:rPr>
+          <w:b/>
+          <w:color w:val="047857"/>
+          <w:sz w:val="18"/>
+        </w:rPr>
+        <w:t xml:space="preserve">VI – Bản dịch tiếng Việt</w:t>
+      </w:r>
+    </w:p>
+    <w:p>
+      <w:pPr>
+        <w:spacing w:before="0" w:after="0"/>
+        <w:shd w:val="clear" w:color="auto" w:fill="ECFDF5"/>
+        <w:ind w:left="200" w:right="200"/>
+      </w:pPr>
+      <w:r>
+        <w:rPr>
+          <w:sz w:val="21"/>
+        </w:rPr>
+        <w:t xml:space="preserve">Cảnh spa thư giãn: một phụ nữ nằm trên giường trị liệu với khăn trắng, mắt nhắm, trong khi kỹ thuật viên nhẹ nhàng đắp [liệu trình: mặt nạ thảo mộc xanh] trong [bối cảnh: phòng spa yên tĩnh với nến và hoa lan].</w:t>
+      </w:r>
+    </w:p>
+    <w:p>
+      <w:pPr>
+        <w:spacing w:before="0" w:after="0"/>
+        <w:shd w:val="clear" w:color="auto" w:fill="ECFDF5"/>
+        <w:ind w:left="200" w:right="200"/>
+      </w:pPr>
+      <w:r>
+        <w:rPr>
+          <w:sz w:val="21"/>
+        </w:rPr>
+        <w:t xml:space="preserve">Máy quay: dolly in chậm, nét mềm.</w:t>
+      </w:r>
+    </w:p>
+    <w:p>
+      <w:pPr>
+        <w:spacing w:before="0" w:after="0"/>
+        <w:shd w:val="clear" w:color="auto" w:fill="ECFDF5"/>
+        <w:ind w:left="200" w:right="200"/>
+      </w:pPr>
+      <w:r>
+        <w:rPr>
+          <w:sz w:val="21"/>
+        </w:rPr>
+        <w:t xml:space="preserve">Ánh sáng: ánh nến ấm mờ, mềm mại và yên bình.</w:t>
+      </w:r>
+    </w:p>
+    <w:p>
+      <w:pPr>
+        <w:spacing w:before="0" w:after="0"/>
+        <w:shd w:val="clear" w:color="auto" w:fill="ECFDF5"/>
+        <w:ind w:left="200" w:right="200"/>
+      </w:pPr>
+      <w:r>
+        <w:rPr>
+          <w:sz w:val="21"/>
+        </w:rPr>
+        <w:t xml:space="preserve">Phong cách: quảng cáo chăm sóc sức khỏe sang trọng.</w:t>
+      </w:r>
+    </w:p>
+    <w:p>
+      <w:pPr>
+        <w:spacing w:before="0" w:after="0"/>
+        <w:shd w:val="clear" w:color="auto" w:fill="ECFDF5"/>
+        <w:ind w:left="200" w:right="200"/>
+      </w:pPr>
+      <w:r>
+        <w:rPr>
+          <w:sz w:val="21"/>
+        </w:rPr>
+        <w:t xml:space="preserve">Âm thanh: tiếng nước nhẹ, nhạc nền thư giãn.</w:t>
       </w:r>
     </w:p>
     <w:p>
@@ -405,6 +678,19 @@
     </w:p>
     <w:p>
       <w:pPr>
+        <w:spacing w:before="0" w:after="40"/>
+      </w:pPr>
+      <w:r>
+        <w:rPr>
+          <w:b/>
+          <w:color w:val="6B7280"/>
+          <w:sz w:val="18"/>
+        </w:rPr>
+        <w:t xml:space="preserve">EN – Prompt gốc</w:t>
+      </w:r>
+    </w:p>
+    <w:p>
+      <w:pPr>
         <w:spacing w:before="0" w:after="0"/>
         <w:shd w:val="clear" w:color="auto" w:fill="F3F4F6"/>
         <w:ind w:left="200" w:right="200"/>
@@ -471,6 +757,84 @@
           <w:sz w:val="21"/>
         </w:rPr>
         <w:t xml:space="preserve">Audio: classroom chatter, upbeat inspiring music.</w:t>
+      </w:r>
+    </w:p>
+    <w:p>
+      <w:pPr>
+        <w:spacing w:before="120" w:after="40"/>
+      </w:pPr>
+      <w:r>
+        <w:rPr>
+          <w:b/>
+          <w:color w:val="047857"/>
+          <w:sz w:val="18"/>
+        </w:rPr>
+        <w:t xml:space="preserve">VI – Bản dịch tiếng Việt</w:t>
+      </w:r>
+    </w:p>
+    <w:p>
+      <w:pPr>
+        <w:spacing w:before="0" w:after="0"/>
+        <w:shd w:val="clear" w:color="auto" w:fill="ECFDF5"/>
+        <w:ind w:left="200" w:right="200"/>
+      </w:pPr>
+      <w:r>
+        <w:rPr>
+          <w:sz w:val="21"/>
+        </w:rPr>
+        <w:t xml:space="preserve">Lớp học hiện đại sáng sủa tại [tên trung tâm]: một giáo viên trẻ thân thiện giảng [môn học: tiếng Anh giao tiếp] trước màn hình tương tác trong khi [học viên: các bạn học sinh tuổi teen] hăng hái giơ tay và cười đùa cùng nhau.</w:t>
+      </w:r>
+    </w:p>
+    <w:p>
+      <w:pPr>
+        <w:spacing w:before="0" w:after="0"/>
+        <w:shd w:val="clear" w:color="auto" w:fill="ECFDF5"/>
+        <w:ind w:left="200" w:right="200"/>
+      </w:pPr>
+      <w:r>
+        <w:rPr>
+          <w:sz w:val="21"/>
+        </w:rPr>
+        <w:t xml:space="preserve">Máy quay: bám ngang chậm qua lớp học, rồi cận cảnh nụ cười tự tin của một học sinh.</w:t>
+      </w:r>
+    </w:p>
+    <w:p>
+      <w:pPr>
+        <w:spacing w:before="0" w:after="0"/>
+        <w:shd w:val="clear" w:color="auto" w:fill="ECFDF5"/>
+        <w:ind w:left="200" w:right="200"/>
+      </w:pPr>
+      <w:r>
+        <w:rPr>
+          <w:sz w:val="21"/>
+        </w:rPr>
+        <w:t xml:space="preserve">Ánh sáng: ánh sáng ban ngày tự nhiên sáng, sạch sẽ và tràn năng lượng.</w:t>
+      </w:r>
+    </w:p>
+    <w:p>
+      <w:pPr>
+        <w:spacing w:before="0" w:after="0"/>
+        <w:shd w:val="clear" w:color="auto" w:fill="ECFDF5"/>
+        <w:ind w:left="200" w:right="200"/>
+      </w:pPr>
+      <w:r>
+        <w:rPr>
+          <w:sz w:val="21"/>
+        </w:rPr>
+        <w:t xml:space="preserve">Phong cách: video quảng bá giáo dục, chân thực.</w:t>
+      </w:r>
+    </w:p>
+    <w:p>
+      <w:pPr>
+        <w:spacing w:before="0" w:after="0"/>
+        <w:shd w:val="clear" w:color="auto" w:fill="ECFDF5"/>
+        <w:ind w:left="200" w:right="200"/>
+      </w:pPr>
+      <w:r>
+        <w:rPr>
+          <w:sz w:val="21"/>
+        </w:rPr>
+        <w:t xml:space="preserve">Âm thanh: tiếng lớp học, nhạc truyền cảm hứng sôi động.</w:t>
       </w:r>
     </w:p>
     <w:p>
@@ -488,6 +852,19 @@
     </w:p>
     <w:p>
       <w:pPr>
+        <w:spacing w:before="0" w:after="40"/>
+      </w:pPr>
+      <w:r>
+        <w:rPr>
+          <w:b/>
+          <w:color w:val="6B7280"/>
+          <w:sz w:val="18"/>
+        </w:rPr>
+        <w:t xml:space="preserve">EN – Prompt gốc</w:t>
+      </w:r>
+    </w:p>
+    <w:p>
+      <w:pPr>
         <w:spacing w:before="0" w:after="0"/>
         <w:shd w:val="clear" w:color="auto" w:fill="F3F4F6"/>
         <w:ind w:left="200" w:right="200"/>
@@ -554,6 +931,84 @@
           <w:sz w:val="21"/>
         </w:rPr>
         <w:t xml:space="preserve">Audio: chill lo-fi music.</w:t>
+      </w:r>
+    </w:p>
+    <w:p>
+      <w:pPr>
+        <w:spacing w:before="120" w:after="40"/>
+      </w:pPr>
+      <w:r>
+        <w:rPr>
+          <w:b/>
+          <w:color w:val="047857"/>
+          <w:sz w:val="18"/>
+        </w:rPr>
+        <w:t xml:space="preserve">VI – Bản dịch tiếng Việt</w:t>
+      </w:r>
+    </w:p>
+    <w:p>
+      <w:pPr>
+        <w:spacing w:before="0" w:after="0"/>
+        <w:shd w:val="clear" w:color="auto" w:fill="ECFDF5"/>
+        <w:ind w:left="200" w:right="200"/>
+      </w:pPr>
+      <w:r>
+        <w:rPr>
+          <w:sz w:val="21"/>
+        </w:rPr>
+        <w:t xml:space="preserve">Cảnh lookbook thời trang: một [người mẫu: người mẫu nữ trẻ Việt Nam] mặc [sản phẩm: bộ đồ linen màu pastel] dạo bước trên [bối cảnh: con phố vàng kiến trúc thuộc địa ở Hội An], quay lại mỉm cười về phía máy quay, vải bay trong gió nhẹ.</w:t>
+      </w:r>
+    </w:p>
+    <w:p>
+      <w:pPr>
+        <w:spacing w:before="0" w:after="0"/>
+        <w:shd w:val="clear" w:color="auto" w:fill="ECFDF5"/>
+        <w:ind w:left="200" w:right="200"/>
+      </w:pPr>
+      <w:r>
+        <w:rPr>
+          <w:sz w:val="21"/>
+        </w:rPr>
+        <w:t xml:space="preserve">Máy quay: quay chậm bám theo, rồi cận trung.</w:t>
+      </w:r>
+    </w:p>
+    <w:p>
+      <w:pPr>
+        <w:spacing w:before="0" w:after="0"/>
+        <w:shd w:val="clear" w:color="auto" w:fill="ECFDF5"/>
+        <w:ind w:left="200" w:right="200"/>
+      </w:pPr>
+      <w:r>
+        <w:rPr>
+          <w:sz w:val="21"/>
+        </w:rPr>
+        <w:t xml:space="preserve">Ánh sáng: nắng chiều muộn mềm.</w:t>
+      </w:r>
+    </w:p>
+    <w:p>
+      <w:pPr>
+        <w:spacing w:before="0" w:after="0"/>
+        <w:shd w:val="clear" w:color="auto" w:fill="ECFDF5"/>
+        <w:ind w:left="200" w:right="200"/>
+      </w:pPr>
+      <w:r>
+        <w:rPr>
+          <w:sz w:val="21"/>
+        </w:rPr>
+        <w:t xml:space="preserve">Phong cách: phim thương hiệu thời trang, mơ màng, hạt phim.</w:t>
+      </w:r>
+    </w:p>
+    <w:p>
+      <w:pPr>
+        <w:spacing w:before="0" w:after="0"/>
+        <w:shd w:val="clear" w:color="auto" w:fill="ECFDF5"/>
+        <w:ind w:left="200" w:right="200"/>
+      </w:pPr>
+      <w:r>
+        <w:rPr>
+          <w:sz w:val="21"/>
+        </w:rPr>
+        <w:t xml:space="preserve">Âm thanh: nhạc lo-fi thư giãn.</w:t>
       </w:r>
     </w:p>
     <w:p>
@@ -571,6 +1026,19 @@
     </w:p>
     <w:p>
       <w:pPr>
+        <w:spacing w:before="0" w:after="40"/>
+      </w:pPr>
+      <w:r>
+        <w:rPr>
+          <w:b/>
+          <w:color w:val="6B7280"/>
+          <w:sz w:val="18"/>
+        </w:rPr>
+        <w:t xml:space="preserve">EN – Prompt gốc</w:t>
+      </w:r>
+    </w:p>
+    <w:p>
+      <w:pPr>
         <w:spacing w:before="0" w:after="0"/>
         <w:shd w:val="clear" w:color="auto" w:fill="F3F4F6"/>
         <w:ind w:left="200" w:right="200"/>
@@ -637,6 +1105,84 @@
           <w:sz w:val="21"/>
         </w:rPr>
         <w:t xml:space="preserve">Audio: uplifting cinematic music, gentle waves.</w:t>
+      </w:r>
+    </w:p>
+    <w:p>
+      <w:pPr>
+        <w:spacing w:before="120" w:after="40"/>
+      </w:pPr>
+      <w:r>
+        <w:rPr>
+          <w:b/>
+          <w:color w:val="047857"/>
+          <w:sz w:val="18"/>
+        </w:rPr>
+        <w:t xml:space="preserve">VI – Bản dịch tiếng Việt</w:t>
+      </w:r>
+    </w:p>
+    <w:p>
+      <w:pPr>
+        <w:spacing w:before="0" w:after="0"/>
+        <w:shd w:val="clear" w:color="auto" w:fill="ECFDF5"/>
+        <w:ind w:left="200" w:right="200"/>
+      </w:pPr>
+      <w:r>
+        <w:rPr>
+          <w:sz w:val="21"/>
+        </w:rPr>
+        <w:t xml:space="preserve">Video quảng bá du lịch ấn tượng: drone bay trên [địa điểm: Vịnh Hạ Long] lúc bình minh, một du thuyền lướt giữa các đảo đá vôi, sau đó chuyển sang du khách chèo kayak qua đầm nước yên ả, cười vui vẻ.</w:t>
+      </w:r>
+    </w:p>
+    <w:p>
+      <w:pPr>
+        <w:spacing w:before="0" w:after="0"/>
+        <w:shd w:val="clear" w:color="auto" w:fill="ECFDF5"/>
+        <w:ind w:left="200" w:right="200"/>
+      </w:pPr>
+      <w:r>
+        <w:rPr>
+          <w:sz w:val="21"/>
+        </w:rPr>
+        <w:t xml:space="preserve">Máy quay: drone bay quét rộng, rồi bám theo mượt sát mặt nước.</w:t>
+      </w:r>
+    </w:p>
+    <w:p>
+      <w:pPr>
+        <w:spacing w:before="0" w:after="0"/>
+        <w:shd w:val="clear" w:color="auto" w:fill="ECFDF5"/>
+        <w:ind w:left="200" w:right="200"/>
+      </w:pPr>
+      <w:r>
+        <w:rPr>
+          <w:sz w:val="21"/>
+        </w:rPr>
+        <w:t xml:space="preserve">Ánh sáng: bình minh vàng, mặt nước lấp lánh.</w:t>
+      </w:r>
+    </w:p>
+    <w:p>
+      <w:pPr>
+        <w:spacing w:before="0" w:after="0"/>
+        <w:shd w:val="clear" w:color="auto" w:fill="ECFDF5"/>
+        <w:ind w:left="200" w:right="200"/>
+      </w:pPr>
+      <w:r>
+        <w:rPr>
+          <w:sz w:val="21"/>
+        </w:rPr>
+        <w:t xml:space="preserve">Phong cách: quảng cáo du lịch, hoành tráng và vui tươi.</w:t>
+      </w:r>
+    </w:p>
+    <w:p>
+      <w:pPr>
+        <w:spacing w:before="0" w:after="0"/>
+        <w:shd w:val="clear" w:color="auto" w:fill="ECFDF5"/>
+        <w:ind w:left="200" w:right="200"/>
+      </w:pPr>
+      <w:r>
+        <w:rPr>
+          <w:sz w:val="21"/>
+        </w:rPr>
+        <w:t xml:space="preserve">Âm thanh: nhạc điện ảnh hứng khởi, tiếng sóng nhẹ.</w:t>
       </w:r>
     </w:p>
     <w:p>
@@ -654,6 +1200,19 @@
     </w:p>
     <w:p>
       <w:pPr>
+        <w:spacing w:before="0" w:after="40"/>
+      </w:pPr>
+      <w:r>
+        <w:rPr>
+          <w:b/>
+          <w:color w:val="6B7280"/>
+          <w:sz w:val="18"/>
+        </w:rPr>
+        <w:t xml:space="preserve">EN – Prompt gốc</w:t>
+      </w:r>
+    </w:p>
+    <w:p>
+      <w:pPr>
         <w:spacing w:before="0" w:after="0"/>
         <w:shd w:val="clear" w:color="auto" w:fill="F3F4F6"/>
         <w:ind w:left="200" w:right="200"/>
@@ -720,6 +1279,84 @@
           <w:sz w:val="21"/>
         </w:rPr>
         <w:t xml:space="preserve">Audio: heavy breathing, weights clanking, intense beat.</w:t>
+      </w:r>
+    </w:p>
+    <w:p>
+      <w:pPr>
+        <w:spacing w:before="120" w:after="40"/>
+      </w:pPr>
+      <w:r>
+        <w:rPr>
+          <w:b/>
+          <w:color w:val="047857"/>
+          <w:sz w:val="18"/>
+        </w:rPr>
+        <w:t xml:space="preserve">VI – Bản dịch tiếng Việt</w:t>
+      </w:r>
+    </w:p>
+    <w:p>
+      <w:pPr>
+        <w:spacing w:before="0" w:after="0"/>
+        <w:shd w:val="clear" w:color="auto" w:fill="ECFDF5"/>
+        <w:ind w:left="200" w:right="200"/>
+      </w:pPr>
+      <w:r>
+        <w:rPr>
+          <w:sz w:val="21"/>
+        </w:rPr>
+        <w:t xml:space="preserve">Cảnh phòng gym tràn năng lượng: một [nhân vật: chàng trai Việt Nam cơ bắp ngoài 20 tuổi] tập [bài tập: deadlift tạ nặng] trong [tên phòng gym: phòng gym phong cách công nghiệp tối], mồ hôi nhỏ giọt, bụi phấn bay quay chậm.</w:t>
+      </w:r>
+    </w:p>
+    <w:p>
+      <w:pPr>
+        <w:spacing w:before="0" w:after="0"/>
+        <w:shd w:val="clear" w:color="auto" w:fill="ECFDF5"/>
+        <w:ind w:left="200" w:right="200"/>
+      </w:pPr>
+      <w:r>
+        <w:rPr>
+          <w:sz w:val="21"/>
+        </w:rPr>
+        <w:t xml:space="preserve">Máy quay: góc thấp, quay chậm, rồi cắt nhanh sang cận cảnh khuôn mặt quyết tâm.</w:t>
+      </w:r>
+    </w:p>
+    <w:p>
+      <w:pPr>
+        <w:spacing w:before="0" w:after="0"/>
+        <w:shd w:val="clear" w:color="auto" w:fill="ECFDF5"/>
+        <w:ind w:left="200" w:right="200"/>
+      </w:pPr>
+      <w:r>
+        <w:rPr>
+          <w:sz w:val="21"/>
+        </w:rPr>
+        <w:t xml:space="preserve">Ánh sáng: đèn spot trên cao kịch tính, tương phản cao.</w:t>
+      </w:r>
+    </w:p>
+    <w:p>
+      <w:pPr>
+        <w:spacing w:before="0" w:after="0"/>
+        <w:shd w:val="clear" w:color="auto" w:fill="ECFDF5"/>
+        <w:ind w:left="200" w:right="200"/>
+      </w:pPr>
+      <w:r>
+        <w:rPr>
+          <w:sz w:val="21"/>
+        </w:rPr>
+        <w:t xml:space="preserve">Phong cách: quảng cáo thể thao kiểu Nike.</w:t>
+      </w:r>
+    </w:p>
+    <w:p>
+      <w:pPr>
+        <w:spacing w:before="0" w:after="0"/>
+        <w:shd w:val="clear" w:color="auto" w:fill="ECFDF5"/>
+        <w:ind w:left="200" w:right="200"/>
+      </w:pPr>
+      <w:r>
+        <w:rPr>
+          <w:sz w:val="21"/>
+        </w:rPr>
+        <w:t xml:space="preserve">Âm thanh: tiếng thở nặng, tiếng tạ va chạm, nhịp nhạc mạnh.</w:t>
       </w:r>
     </w:p>
     <w:p>
@@ -737,6 +1374,19 @@
     </w:p>
     <w:p>
       <w:pPr>
+        <w:spacing w:before="0" w:after="40"/>
+      </w:pPr>
+      <w:r>
+        <w:rPr>
+          <w:b/>
+          <w:color w:val="6B7280"/>
+          <w:sz w:val="18"/>
+        </w:rPr>
+        <w:t xml:space="preserve">EN – Prompt gốc</w:t>
+      </w:r>
+    </w:p>
+    <w:p>
+      <w:pPr>
         <w:spacing w:before="0" w:after="0"/>
         <w:shd w:val="clear" w:color="auto" w:fill="F3F4F6"/>
         <w:ind w:left="200" w:right="200"/>
@@ -803,6 +1453,84 @@
           <w:sz w:val="21"/>
         </w:rPr>
         <w:t xml:space="preserve">Audio: smooth electric hum, epic music.</w:t>
+      </w:r>
+    </w:p>
+    <w:p>
+      <w:pPr>
+        <w:spacing w:before="120" w:after="40"/>
+      </w:pPr>
+      <w:r>
+        <w:rPr>
+          <w:b/>
+          <w:color w:val="047857"/>
+          <w:sz w:val="18"/>
+        </w:rPr>
+        <w:t xml:space="preserve">VI – Bản dịch tiếng Việt</w:t>
+      </w:r>
+    </w:p>
+    <w:p>
+      <w:pPr>
+        <w:spacing w:before="0" w:after="0"/>
+        <w:shd w:val="clear" w:color="auto" w:fill="ECFDF5"/>
+        <w:ind w:left="200" w:right="200"/>
+      </w:pPr>
+      <w:r>
+        <w:rPr>
+          <w:sz w:val="21"/>
+        </w:rPr>
+        <w:t xml:space="preserve">Quảng cáo ô tô: [mẫu xe: một chiếc SUV điện màu trắng bóng bẩy] chạy dọc [cung đường: đèo núi quanh co ở Hà Giang] lúc hoàng hôn, rồi dừng trên vách núi nhìn xuống thung lũng.</w:t>
+      </w:r>
+    </w:p>
+    <w:p>
+      <w:pPr>
+        <w:spacing w:before="0" w:after="0"/>
+        <w:shd w:val="clear" w:color="auto" w:fill="ECFDF5"/>
+        <w:ind w:left="200" w:right="200"/>
+      </w:pPr>
+      <w:r>
+        <w:rPr>
+          <w:sz w:val="21"/>
+        </w:rPr>
+        <w:t xml:space="preserve">Máy quay: drone bám đuổi, rồi góc thấp tôn vinh chiếc xe.</w:t>
+      </w:r>
+    </w:p>
+    <w:p>
+      <w:pPr>
+        <w:spacing w:before="0" w:after="0"/>
+        <w:shd w:val="clear" w:color="auto" w:fill="ECFDF5"/>
+        <w:ind w:left="200" w:right="200"/>
+      </w:pPr>
+      <w:r>
+        <w:rPr>
+          <w:sz w:val="21"/>
+        </w:rPr>
+        <w:t xml:space="preserve">Ánh sáng: hoàng hôn vàng ấm phản chiếu trên thân xe.</w:t>
+      </w:r>
+    </w:p>
+    <w:p>
+      <w:pPr>
+        <w:spacing w:before="0" w:after="0"/>
+        <w:shd w:val="clear" w:color="auto" w:fill="ECFDF5"/>
+        <w:ind w:left="200" w:right="200"/>
+      </w:pPr>
+      <w:r>
+        <w:rPr>
+          <w:sz w:val="21"/>
+        </w:rPr>
+        <w:t xml:space="preserve">Phong cách: quảng cáo ô tô cao cấp, điện ảnh.</w:t>
+      </w:r>
+    </w:p>
+    <w:p>
+      <w:pPr>
+        <w:spacing w:before="0" w:after="0"/>
+        <w:shd w:val="clear" w:color="auto" w:fill="ECFDF5"/>
+        <w:ind w:left="200" w:right="200"/>
+      </w:pPr>
+      <w:r>
+        <w:rPr>
+          <w:sz w:val="21"/>
+        </w:rPr>
+        <w:t xml:space="preserve">Âm thanh: tiếng động cơ điện êm, nhạc hoành tráng.</w:t>
       </w:r>
     </w:p>
     <w:p>
@@ -820,6 +1548,19 @@
     </w:p>
     <w:p>
       <w:pPr>
+        <w:spacing w:before="0" w:after="40"/>
+      </w:pPr>
+      <w:r>
+        <w:rPr>
+          <w:b/>
+          <w:color w:val="6B7280"/>
+          <w:sz w:val="18"/>
+        </w:rPr>
+        <w:t xml:space="preserve">EN – Prompt gốc</w:t>
+      </w:r>
+    </w:p>
+    <w:p>
+      <w:pPr>
         <w:spacing w:before="0" w:after="0"/>
         <w:shd w:val="clear" w:color="auto" w:fill="F3F4F6"/>
         <w:ind w:left="200" w:right="200"/>
@@ -886,6 +1627,84 @@
           <w:sz w:val="21"/>
         </w:rPr>
         <w:t xml:space="preserve">Audio: birds, rustling leaves, gentle folk music.</w:t>
+      </w:r>
+    </w:p>
+    <w:p>
+      <w:pPr>
+        <w:spacing w:before="120" w:after="40"/>
+      </w:pPr>
+      <w:r>
+        <w:rPr>
+          <w:b/>
+          <w:color w:val="047857"/>
+          <w:sz w:val="18"/>
+        </w:rPr>
+        <w:t xml:space="preserve">VI – Bản dịch tiếng Việt</w:t>
+      </w:r>
+    </w:p>
+    <w:p>
+      <w:pPr>
+        <w:spacing w:before="0" w:after="0"/>
+        <w:shd w:val="clear" w:color="auto" w:fill="ECFDF5"/>
+        <w:ind w:left="200" w:right="200"/>
+      </w:pPr>
+      <w:r>
+        <w:rPr>
+          <w:sz w:val="21"/>
+        </w:rPr>
+        <w:t xml:space="preserve">Cảnh nông trại chân thực: một [nông dân: người nông dân Việt Nam đội nón lá] tươi cười thu hoạch [nông sản: xoài chín] trong [địa điểm: vườn cây trĩu quả ở Đồng Tháp] lúc sáng sớm, đặt chúng vào chiếc giỏ tre đan.</w:t>
+      </w:r>
+    </w:p>
+    <w:p>
+      <w:pPr>
+        <w:spacing w:before="0" w:after="0"/>
+        <w:shd w:val="clear" w:color="auto" w:fill="ECFDF5"/>
+        <w:ind w:left="200" w:right="200"/>
+      </w:pPr>
+      <w:r>
+        <w:rPr>
+          <w:sz w:val="21"/>
+        </w:rPr>
+        <w:t xml:space="preserve">Máy quay: cầm tay cận cảnh đôi tay hái quả, rồi trung cảnh người nông dân mỉm cười.</w:t>
+      </w:r>
+    </w:p>
+    <w:p>
+      <w:pPr>
+        <w:spacing w:before="0" w:after="0"/>
+        <w:shd w:val="clear" w:color="auto" w:fill="ECFDF5"/>
+        <w:ind w:left="200" w:right="200"/>
+      </w:pPr>
+      <w:r>
+        <w:rPr>
+          <w:sz w:val="21"/>
+        </w:rPr>
+        <w:t xml:space="preserve">Ánh sáng: nắng sớm vàng mềm, sương đọng trên lá.</w:t>
+      </w:r>
+    </w:p>
+    <w:p>
+      <w:pPr>
+        <w:spacing w:before="0" w:after="0"/>
+        <w:shd w:val="clear" w:color="auto" w:fill="ECFDF5"/>
+        <w:ind w:left="200" w:right="200"/>
+      </w:pPr>
+      <w:r>
+        <w:rPr>
+          <w:sz w:val="21"/>
+        </w:rPr>
+        <w:t xml:space="preserve">Phong cách: chân thực, ấm áp, phong cách tài liệu.</w:t>
+      </w:r>
+    </w:p>
+    <w:p>
+      <w:pPr>
+        <w:spacing w:before="0" w:after="0"/>
+        <w:shd w:val="clear" w:color="auto" w:fill="ECFDF5"/>
+        <w:ind w:left="200" w:right="200"/>
+      </w:pPr>
+      <w:r>
+        <w:rPr>
+          <w:sz w:val="21"/>
+        </w:rPr>
+        <w:t xml:space="preserve">Âm thanh: tiếng chim, lá xào xạc, nhạc dân gian nhẹ nhàng.</w:t>
       </w:r>
     </w:p>
     <w:p>
@@ -903,6 +1722,19 @@
     </w:p>
     <w:p>
       <w:pPr>
+        <w:spacing w:before="0" w:after="40"/>
+      </w:pPr>
+      <w:r>
+        <w:rPr>
+          <w:b/>
+          <w:color w:val="6B7280"/>
+          <w:sz w:val="18"/>
+        </w:rPr>
+        <w:t xml:space="preserve">EN – Prompt gốc</w:t>
+      </w:r>
+    </w:p>
+    <w:p>
+      <w:pPr>
         <w:spacing w:before="0" w:after="0"/>
         <w:shd w:val="clear" w:color="auto" w:fill="F3F4F6"/>
         <w:ind w:left="200" w:right="200"/>
@@ -969,6 +1801,84 @@
           <w:sz w:val="21"/>
         </w:rPr>
         <w:t xml:space="preserve">Audio: soft positive music, no medical sounds.</w:t>
+      </w:r>
+    </w:p>
+    <w:p>
+      <w:pPr>
+        <w:spacing w:before="120" w:after="40"/>
+      </w:pPr>
+      <w:r>
+        <w:rPr>
+          <w:b/>
+          <w:color w:val="047857"/>
+          <w:sz w:val="18"/>
+        </w:rPr>
+        <w:t xml:space="preserve">VI – Bản dịch tiếng Việt</w:t>
+      </w:r>
+    </w:p>
+    <w:p>
+      <w:pPr>
+        <w:spacing w:before="0" w:after="0"/>
+        <w:shd w:val="clear" w:color="auto" w:fill="ECFDF5"/>
+        <w:ind w:left="200" w:right="200"/>
+      </w:pPr>
+      <w:r>
+        <w:rPr>
+          <w:sz w:val="21"/>
+        </w:rPr>
+        <w:t xml:space="preserve">Phòng khám nha khoa hiện đại sạch sẽ: một nha sĩ thân thiện mặc áo blouse trắng cho bệnh nhân xem [dịch vụ: kết quả tẩy trắng răng mới] qua chiếc gương cầm tay, bệnh nhân cười rạng rỡ.</w:t>
+      </w:r>
+    </w:p>
+    <w:p>
+      <w:pPr>
+        <w:spacing w:before="0" w:after="0"/>
+        <w:shd w:val="clear" w:color="auto" w:fill="ECFDF5"/>
+        <w:ind w:left="200" w:right="200"/>
+      </w:pPr>
+      <w:r>
+        <w:rPr>
+          <w:sz w:val="21"/>
+        </w:rPr>
+        <w:t xml:space="preserve">Máy quay: trung cảnh, rồi cận cảnh nụ cười tự tin.</w:t>
+      </w:r>
+    </w:p>
+    <w:p>
+      <w:pPr>
+        <w:spacing w:before="0" w:after="0"/>
+        <w:shd w:val="clear" w:color="auto" w:fill="ECFDF5"/>
+        <w:ind w:left="200" w:right="200"/>
+      </w:pPr>
+      <w:r>
+        <w:rPr>
+          <w:sz w:val="21"/>
+        </w:rPr>
+        <w:t xml:space="preserve">Ánh sáng: ánh sáng phòng khám sáng sạch, mềm mại và thân thiện.</w:t>
+      </w:r>
+    </w:p>
+    <w:p>
+      <w:pPr>
+        <w:spacing w:before="0" w:after="0"/>
+        <w:shd w:val="clear" w:color="auto" w:fill="ECFDF5"/>
+        <w:ind w:left="200" w:right="200"/>
+      </w:pPr>
+      <w:r>
+        <w:rPr>
+          <w:sz w:val="21"/>
+        </w:rPr>
+        <w:t xml:space="preserve">Phong cách: quảng cáo y tế chuyên nghiệp, đáng tin cậy.</w:t>
+      </w:r>
+    </w:p>
+    <w:p>
+      <w:pPr>
+        <w:spacing w:before="0" w:after="0"/>
+        <w:shd w:val="clear" w:color="auto" w:fill="ECFDF5"/>
+        <w:ind w:left="200" w:right="200"/>
+      </w:pPr>
+      <w:r>
+        <w:rPr>
+          <w:sz w:val="21"/>
+        </w:rPr>
+        <w:t xml:space="preserve">Âm thanh: nhạc tích cực nhẹ nhàng, không có tiếng dụng cụ y tế.</w:t>
       </w:r>
     </w:p>
     <w:sectPr>
